--- a/Proyecto/docs/ADS_Tarea1Proyecto_JoshuaOsorio_AndresFabara - copia.docx
+++ b/Proyecto/docs/ADS_Tarea1Proyecto_JoshuaOsorio_AndresFabara - copia.docx
@@ -380,7 +380,7 @@
           <w:sz w:val="30"/>
           <w:szCs w:val="30"/>
         </w:rPr>
-        <w:t>25</w:t>
+        <w:t xml:space="preserve">Marzo del </w:t>
       </w:r>
       <w:r>
         <w:rPr>
@@ -388,7 +388,7 @@
           <w:sz w:val="30"/>
           <w:szCs w:val="30"/>
         </w:rPr>
-        <w:t xml:space="preserve">/02/2026        </w:t>
+        <w:t xml:space="preserve">2026        </w:t>
       </w:r>
     </w:p>
     <w:p>
@@ -830,6 +830,7 @@
       </w:pPr>
       <w:r>
         <w:rPr>
+          <w:noProof/>
           <w:lang w:val="es-MX"/>
         </w:rPr>
         <w:drawing>
@@ -935,6 +936,89 @@
     </w:p>
     <w:p>
       <w:pPr>
+        <w:rPr>
+          <w:lang w:val="es-MX"/>
+        </w:rPr>
+      </w:pPr>
+    </w:p>
+    <w:p>
+      <w:pPr>
+        <w:rPr>
+          <w:lang w:val="en-US"/>
+        </w:rPr>
+      </w:pPr>
+      <w:r>
+        <w:rPr>
+          <w:lang w:val="es-MX"/>
+        </w:rPr>
+        <w:t>A</w:t>
+      </w:r>
+      <w:r>
+        <w:rPr>
+          <w:lang w:val="en-US"/>
+        </w:rPr>
+        <w:t>: Altas</w:t>
+      </w:r>
+    </w:p>
+    <w:p>
+      <w:pPr>
+        <w:rPr>
+          <w:lang w:val="en-US"/>
+        </w:rPr>
+      </w:pPr>
+      <w:r>
+        <w:rPr>
+          <w:lang w:val="en-US"/>
+        </w:rPr>
+        <w:t>B: Bajas</w:t>
+      </w:r>
+    </w:p>
+    <w:p>
+      <w:pPr>
+        <w:rPr>
+          <w:lang w:val="es-MX"/>
+        </w:rPr>
+      </w:pPr>
+      <w:r>
+        <w:rPr>
+          <w:lang w:val="es-MX"/>
+        </w:rPr>
+        <w:t xml:space="preserve">M: </w:t>
+      </w:r>
+      <w:r>
+        <w:rPr>
+          <w:lang w:val="es-MX"/>
+        </w:rPr>
+        <w:t>M</w:t>
+      </w:r>
+      <w:r>
+        <w:rPr>
+          <w:lang w:val="es-MX"/>
+        </w:rPr>
+        <w:t>odificacione</w:t>
+      </w:r>
+      <w:r>
+        <w:rPr>
+          <w:lang w:val="es-MX"/>
+        </w:rPr>
+        <w:t>s</w:t>
+      </w:r>
+    </w:p>
+    <w:p>
+      <w:pPr>
+        <w:rPr>
+          <w:lang w:val="es-MX"/>
+        </w:rPr>
+      </w:pPr>
+      <w:r>
+        <w:rPr>
+          <w:lang w:val="es-MX"/>
+        </w:rPr>
+        <w:t>C: Consultas</w:t>
+      </w:r>
+    </w:p>
+    <w:p>
+      <w:pPr>
         <w:pStyle w:val="Ttulo2"/>
         <w:rPr>
           <w:lang w:val="es-MX"/>
@@ -958,6 +1042,7 @@
       </w:pPr>
       <w:r>
         <w:rPr>
+          <w:noProof/>
           <w:lang w:val="es-MX"/>
         </w:rPr>
         <w:drawing>
@@ -1095,8 +1180,19 @@
   </w:p>
   <w:p>
     <w:pPr>
+      <w:pStyle w:val="Prrafodelista"/>
+      <w:numPr>
+        <w:ilvl w:val="0"/>
+        <w:numId w:val="29"/>
+      </w:numPr>
       <w:jc w:val="right"/>
     </w:pPr>
+    <w:r>
+      <w:t>Fabara</w:t>
+    </w:r>
+    <w:r>
+      <w:t xml:space="preserve">, </w:t>
+    </w:r>
     <w:r>
       <w:t>J. Osorio</w:t>
     </w:r>
@@ -4352,6 +4448,95 @@
     </w:lvl>
   </w:abstractNum>
   <w:abstractNum w:abstractNumId="23" w15:restartNumberingAfterBreak="0">
+    <w:nsid w:val="670E430E"/>
+    <w:multiLevelType w:val="hybridMultilevel"/>
+    <w:tmpl w:val="CE7E3D6E"/>
+    <w:lvl w:ilvl="0" w:tplc="04090015">
+      <w:start w:val="1"/>
+      <w:numFmt w:val="upperLetter"/>
+      <w:lvlText w:val="%1."/>
+      <w:lvlJc w:val="left"/>
+      <w:pPr>
+        <w:ind w:left="720" w:hanging="360"/>
+      </w:pPr>
+      <w:rPr>
+        <w:rFonts w:hint="default"/>
+      </w:rPr>
+    </w:lvl>
+    <w:lvl w:ilvl="1" w:tplc="04090019" w:tentative="1">
+      <w:start w:val="1"/>
+      <w:numFmt w:val="lowerLetter"/>
+      <w:lvlText w:val="%2."/>
+      <w:lvlJc w:val="left"/>
+      <w:pPr>
+        <w:ind w:left="1440" w:hanging="360"/>
+      </w:pPr>
+    </w:lvl>
+    <w:lvl w:ilvl="2" w:tplc="0409001B" w:tentative="1">
+      <w:start w:val="1"/>
+      <w:numFmt w:val="lowerRoman"/>
+      <w:lvlText w:val="%3."/>
+      <w:lvlJc w:val="right"/>
+      <w:pPr>
+        <w:ind w:left="2160" w:hanging="180"/>
+      </w:pPr>
+    </w:lvl>
+    <w:lvl w:ilvl="3" w:tplc="0409000F" w:tentative="1">
+      <w:start w:val="1"/>
+      <w:numFmt w:val="decimal"/>
+      <w:lvlText w:val="%4."/>
+      <w:lvlJc w:val="left"/>
+      <w:pPr>
+        <w:ind w:left="2880" w:hanging="360"/>
+      </w:pPr>
+    </w:lvl>
+    <w:lvl w:ilvl="4" w:tplc="04090019" w:tentative="1">
+      <w:start w:val="1"/>
+      <w:numFmt w:val="lowerLetter"/>
+      <w:lvlText w:val="%5."/>
+      <w:lvlJc w:val="left"/>
+      <w:pPr>
+        <w:ind w:left="3600" w:hanging="360"/>
+      </w:pPr>
+    </w:lvl>
+    <w:lvl w:ilvl="5" w:tplc="0409001B" w:tentative="1">
+      <w:start w:val="1"/>
+      <w:numFmt w:val="lowerRoman"/>
+      <w:lvlText w:val="%6."/>
+      <w:lvlJc w:val="right"/>
+      <w:pPr>
+        <w:ind w:left="4320" w:hanging="180"/>
+      </w:pPr>
+    </w:lvl>
+    <w:lvl w:ilvl="6" w:tplc="0409000F" w:tentative="1">
+      <w:start w:val="1"/>
+      <w:numFmt w:val="decimal"/>
+      <w:lvlText w:val="%7."/>
+      <w:lvlJc w:val="left"/>
+      <w:pPr>
+        <w:ind w:left="5040" w:hanging="360"/>
+      </w:pPr>
+    </w:lvl>
+    <w:lvl w:ilvl="7" w:tplc="04090019" w:tentative="1">
+      <w:start w:val="1"/>
+      <w:numFmt w:val="lowerLetter"/>
+      <w:lvlText w:val="%8."/>
+      <w:lvlJc w:val="left"/>
+      <w:pPr>
+        <w:ind w:left="5760" w:hanging="360"/>
+      </w:pPr>
+    </w:lvl>
+    <w:lvl w:ilvl="8" w:tplc="0409001B" w:tentative="1">
+      <w:start w:val="1"/>
+      <w:numFmt w:val="lowerRoman"/>
+      <w:lvlText w:val="%9."/>
+      <w:lvlJc w:val="right"/>
+      <w:pPr>
+        <w:ind w:left="6480" w:hanging="180"/>
+      </w:pPr>
+    </w:lvl>
+  </w:abstractNum>
+  <w:abstractNum w:abstractNumId="24" w15:restartNumberingAfterBreak="0">
     <w:nsid w:val="6B894852"/>
     <w:multiLevelType w:val="hybridMultilevel"/>
     <w:tmpl w:val="52C00470"/>
@@ -4464,7 +4649,7 @@
       </w:rPr>
     </w:lvl>
   </w:abstractNum>
-  <w:abstractNum w:abstractNumId="24" w15:restartNumberingAfterBreak="0">
+  <w:abstractNum w:abstractNumId="25" w15:restartNumberingAfterBreak="0">
     <w:nsid w:val="72270D89"/>
     <w:multiLevelType w:val="multilevel"/>
     <w:tmpl w:val="06DEB1F6"/>
@@ -4613,7 +4798,7 @@
       </w:rPr>
     </w:lvl>
   </w:abstractNum>
-  <w:abstractNum w:abstractNumId="25" w15:restartNumberingAfterBreak="0">
+  <w:abstractNum w:abstractNumId="26" w15:restartNumberingAfterBreak="0">
     <w:nsid w:val="754DE27A"/>
     <w:multiLevelType w:val="hybridMultilevel"/>
     <w:tmpl w:val="17DA8730"/>
@@ -4726,7 +4911,7 @@
       </w:rPr>
     </w:lvl>
   </w:abstractNum>
-  <w:abstractNum w:abstractNumId="26" w15:restartNumberingAfterBreak="0">
+  <w:abstractNum w:abstractNumId="27" w15:restartNumberingAfterBreak="0">
     <w:nsid w:val="76015658"/>
     <w:multiLevelType w:val="multilevel"/>
     <w:tmpl w:val="77B00166"/>
@@ -4875,7 +5060,7 @@
       </w:rPr>
     </w:lvl>
   </w:abstractNum>
-  <w:abstractNum w:abstractNumId="27" w15:restartNumberingAfterBreak="0">
+  <w:abstractNum w:abstractNumId="28" w15:restartNumberingAfterBreak="0">
     <w:nsid w:val="7B7F0AB1"/>
     <w:multiLevelType w:val="multilevel"/>
     <w:tmpl w:val="C24A0D94"/>
@@ -5025,7 +5210,7 @@
     </w:lvl>
   </w:abstractNum>
   <w:num w:numId="1" w16cid:durableId="663239765">
-    <w:abstractNumId w:val="25"/>
+    <w:abstractNumId w:val="26"/>
   </w:num>
   <w:num w:numId="2" w16cid:durableId="1441677443">
     <w:abstractNumId w:val="10"/>
@@ -5061,7 +5246,7 @@
     <w:abstractNumId w:val="15"/>
   </w:num>
   <w:num w:numId="13" w16cid:durableId="1685789416">
-    <w:abstractNumId w:val="23"/>
+    <w:abstractNumId w:val="24"/>
   </w:num>
   <w:num w:numId="14" w16cid:durableId="1630748004">
     <w:abstractNumId w:val="21"/>
@@ -5085,7 +5270,7 @@
     <w:abstractNumId w:val="4"/>
   </w:num>
   <w:num w:numId="21" w16cid:durableId="1901751326">
-    <w:abstractNumId w:val="24"/>
+    <w:abstractNumId w:val="25"/>
   </w:num>
   <w:num w:numId="22" w16cid:durableId="1276324558">
     <w:abstractNumId w:val="18"/>
@@ -5100,13 +5285,16 @@
     <w:abstractNumId w:val="22"/>
   </w:num>
   <w:num w:numId="26" w16cid:durableId="230042505">
-    <w:abstractNumId w:val="26"/>
+    <w:abstractNumId w:val="27"/>
   </w:num>
   <w:num w:numId="27" w16cid:durableId="1955482355">
-    <w:abstractNumId w:val="27"/>
+    <w:abstractNumId w:val="28"/>
   </w:num>
   <w:num w:numId="28" w16cid:durableId="1407919635">
     <w:abstractNumId w:val="7"/>
+  </w:num>
+  <w:num w:numId="29" w16cid:durableId="1360162068">
+    <w:abstractNumId w:val="23"/>
   </w:num>
 </w:numbering>
 </file>
